--- a/1-销售模块V2.1.0-客户管理迭代/业务需求/ERP销售-客户管理迭代需求调研记录-4.20.docx
+++ b/1-销售模块V2.1.0-客户管理迭代/业务需求/ERP销售-客户管理迭代需求调研记录-4.20.docx
@@ -49,17 +49,10 @@
         <w:spacing w:line="276" w:lineRule="auto"/>
         <w:rPr>
           <w:rFonts w:ascii="宋体" w:eastAsia="宋体" w:hAnsi="宋体" w:hint="eastAsia"/>
-        </w:rPr>
-      </w:pPr>
-    </w:p>
-    <w:p>
-      <w:pPr>
-        <w:spacing w:line="276" w:lineRule="auto"/>
-        <w:rPr>
-          <w:rFonts w:ascii="宋体" w:eastAsia="宋体" w:hAnsi="宋体" w:hint="eastAsia"/>
           <w:b/>
           <w:bCs/>
-          <w:sz w:val="24"/>
+          <w:sz w:val="28"/>
+          <w:szCs w:val="28"/>
         </w:rPr>
       </w:pPr>
       <w:r>
@@ -67,10 +60,31 @@
           <w:rFonts w:ascii="宋体" w:eastAsia="宋体" w:hAnsi="宋体" w:hint="eastAsia"/>
           <w:b/>
           <w:bCs/>
-          <w:sz w:val="24"/>
+          <w:sz w:val="28"/>
+          <w:szCs w:val="28"/>
           <w:highlight w:val="cyan"/>
         </w:rPr>
-        <w:t>1、ERP联系人档:</w:t>
+        <w:t>一、ERP系统</w:t>
+      </w:r>
+    </w:p>
+    <w:p>
+      <w:pPr>
+        <w:spacing w:line="276" w:lineRule="auto"/>
+        <w:rPr>
+          <w:rFonts w:ascii="宋体" w:eastAsia="宋体" w:hAnsi="宋体" w:hint="eastAsia"/>
+          <w:b/>
+          <w:bCs/>
+          <w:szCs w:val="21"/>
+        </w:rPr>
+      </w:pPr>
+      <w:r>
+        <w:rPr>
+          <w:rFonts w:ascii="宋体" w:eastAsia="宋体" w:hAnsi="宋体" w:hint="eastAsia"/>
+          <w:b/>
+          <w:bCs/>
+          <w:szCs w:val="21"/>
+        </w:rPr>
+        <w:t>1、联系人:</w:t>
       </w:r>
     </w:p>
     <w:p>
@@ -468,8 +482,7 @@
           <w:rFonts w:ascii="宋体" w:eastAsia="宋体" w:hAnsi="宋体" w:hint="eastAsia"/>
           <w:b/>
           <w:bCs/>
-          <w:sz w:val="24"/>
-          <w:highlight w:val="cyan"/>
+          <w:szCs w:val="21"/>
         </w:rPr>
       </w:pPr>
       <w:r>
@@ -477,8 +490,7 @@
           <w:rFonts w:ascii="宋体" w:eastAsia="宋体" w:hAnsi="宋体" w:hint="eastAsia"/>
           <w:b/>
           <w:bCs/>
-          <w:sz w:val="24"/>
-          <w:highlight w:val="cyan"/>
+          <w:szCs w:val="21"/>
         </w:rPr>
         <w:t>2、主客户（学校）数据</w:t>
       </w:r>
@@ -504,8 +516,7 @@
           <w:rFonts w:ascii="宋体" w:eastAsia="宋体" w:hAnsi="宋体" w:hint="eastAsia"/>
           <w:b/>
           <w:bCs/>
-          <w:sz w:val="24"/>
-          <w:highlight w:val="cyan"/>
+          <w:szCs w:val="21"/>
         </w:rPr>
       </w:pPr>
       <w:r>
@@ -513,52 +524,426 @@
           <w:rFonts w:ascii="宋体" w:eastAsia="宋体" w:hAnsi="宋体" w:hint="eastAsia"/>
           <w:b/>
           <w:bCs/>
-          <w:sz w:val="24"/>
+          <w:szCs w:val="21"/>
+        </w:rPr>
+        <w:t>3、待定事项</w:t>
+      </w:r>
+    </w:p>
+    <w:p>
+      <w:pPr>
+        <w:spacing w:line="276" w:lineRule="auto"/>
+        <w:rPr>
+          <w:rFonts w:ascii="宋体" w:eastAsia="宋体" w:hAnsi="宋体" w:hint="eastAsia"/>
+        </w:rPr>
+      </w:pPr>
+      <w:r>
+        <w:rPr>
+          <w:rFonts w:ascii="宋体" w:eastAsia="宋体" w:hAnsi="宋体" w:hint="eastAsia"/>
+        </w:rPr>
+        <w:t>（1）作者资源库的学科，ERP的部门学科，确认下是不是可以统一</w:t>
+      </w:r>
+    </w:p>
+    <w:p>
+      <w:pPr>
+        <w:spacing w:line="276" w:lineRule="auto"/>
+        <w:rPr>
+          <w:rFonts w:ascii="宋体" w:eastAsia="宋体" w:hAnsi="宋体"/>
+        </w:rPr>
+      </w:pPr>
+      <w:r>
+        <w:rPr>
+          <w:rFonts w:ascii="宋体" w:eastAsia="宋体" w:hAnsi="宋体" w:hint="eastAsia"/>
+        </w:rPr>
+        <w:t>（2）联系人的</w:t>
+      </w:r>
+      <w:proofErr w:type="gramStart"/>
+      <w:r>
+        <w:rPr>
+          <w:rFonts w:ascii="宋体" w:eastAsia="宋体" w:hAnsi="宋体" w:hint="eastAsia"/>
+        </w:rPr>
+        <w:t>主数据</w:t>
+      </w:r>
+      <w:proofErr w:type="gramEnd"/>
+      <w:r>
+        <w:rPr>
+          <w:rFonts w:ascii="宋体" w:eastAsia="宋体" w:hAnsi="宋体" w:hint="eastAsia"/>
+        </w:rPr>
+        <w:t>增删（停用）改对从表（带客户经理）的数据影响，还有反过来的逻辑</w:t>
+      </w:r>
+    </w:p>
+    <w:p>
+      <w:pPr>
+        <w:spacing w:line="276" w:lineRule="auto"/>
+        <w:rPr>
+          <w:rFonts w:ascii="宋体" w:eastAsia="宋体" w:hAnsi="宋体"/>
+        </w:rPr>
+      </w:pPr>
+    </w:p>
+    <w:p>
+      <w:pPr>
+        <w:spacing w:line="276" w:lineRule="auto"/>
+        <w:rPr>
+          <w:rFonts w:ascii="宋体" w:eastAsia="宋体" w:hAnsi="宋体"/>
+          <w:b/>
+          <w:bCs/>
+          <w:sz w:val="28"/>
+          <w:szCs w:val="28"/>
           <w:highlight w:val="cyan"/>
         </w:rPr>
-        <w:t>3、待定事项</w:t>
-      </w:r>
-    </w:p>
-    <w:p>
-      <w:pPr>
-        <w:spacing w:line="276" w:lineRule="auto"/>
-        <w:rPr>
-          <w:rFonts w:ascii="宋体" w:eastAsia="宋体" w:hAnsi="宋体" w:hint="eastAsia"/>
-        </w:rPr>
-      </w:pPr>
-      <w:r>
-        <w:rPr>
-          <w:rFonts w:ascii="宋体" w:eastAsia="宋体" w:hAnsi="宋体" w:hint="eastAsia"/>
-        </w:rPr>
-        <w:t>（1）作者资源库的学科，ERP的部门学科，确认下是不是可以统一</w:t>
-      </w:r>
-    </w:p>
-    <w:p>
-      <w:pPr>
-        <w:spacing w:line="276" w:lineRule="auto"/>
-        <w:rPr>
-          <w:rFonts w:ascii="宋体" w:eastAsia="宋体" w:hAnsi="宋体" w:hint="eastAsia"/>
-        </w:rPr>
-      </w:pPr>
-      <w:r>
-        <w:rPr>
-          <w:rFonts w:ascii="宋体" w:eastAsia="宋体" w:hAnsi="宋体" w:hint="eastAsia"/>
-        </w:rPr>
-        <w:t>（2）联系人的</w:t>
+      </w:pPr>
+      <w:r>
+        <w:rPr>
+          <w:rFonts w:ascii="宋体" w:eastAsia="宋体" w:hAnsi="宋体" w:hint="eastAsia"/>
+          <w:b/>
+          <w:bCs/>
+          <w:sz w:val="28"/>
+          <w:szCs w:val="28"/>
+          <w:highlight w:val="cyan"/>
+        </w:rPr>
+        <w:t>二、作者资源库系统</w:t>
+      </w:r>
+    </w:p>
+    <w:p>
+      <w:pPr>
+        <w:spacing w:line="276" w:lineRule="auto"/>
+        <w:rPr>
+          <w:rFonts w:ascii="宋体" w:eastAsia="宋体" w:hAnsi="宋体"/>
+        </w:rPr>
+      </w:pPr>
+      <w:r>
+        <w:rPr>
+          <w:rFonts w:ascii="宋体" w:eastAsia="宋体" w:hAnsi="宋体" w:hint="eastAsia"/>
+        </w:rPr>
+        <w:t>1、作者管理-导入、新增、修改、初审、调整</w:t>
+      </w:r>
+    </w:p>
+    <w:p>
+      <w:pPr>
+        <w:spacing w:line="276" w:lineRule="auto"/>
+        <w:rPr>
+          <w:rFonts w:ascii="宋体" w:eastAsia="宋体" w:hAnsi="宋体"/>
+        </w:rPr>
+      </w:pPr>
+      <w:r>
+        <w:rPr>
+          <w:rFonts w:ascii="宋体" w:eastAsia="宋体" w:hAnsi="宋体" w:hint="eastAsia"/>
+        </w:rPr>
+        <w:t>所在单位改成下拉选择，支持输入内容模糊匹配选项，数据从ERP获取，取的就是ERP的</w:t>
+      </w:r>
+      <w:r>
+        <w:rPr>
+          <w:rFonts w:ascii="宋体" w:eastAsia="宋体" w:hAnsi="宋体" w:hint="eastAsia"/>
+        </w:rPr>
+        <w:t>主客户（学校）</w:t>
+      </w:r>
+    </w:p>
+    <w:p>
+      <w:pPr>
+        <w:spacing w:line="276" w:lineRule="auto"/>
+        <w:rPr>
+          <w:rFonts w:ascii="宋体" w:eastAsia="宋体" w:hAnsi="宋体"/>
+        </w:rPr>
+      </w:pPr>
+      <w:r>
+        <w:rPr>
+          <w:noProof/>
+        </w:rPr>
+        <w:lastRenderedPageBreak/>
+        <w:drawing>
+          <wp:inline distT="0" distB="0" distL="0" distR="0" wp14:anchorId="53838F7A" wp14:editId="23CD9E4F">
+            <wp:extent cx="5274310" cy="3507740"/>
+            <wp:effectExtent l="0" t="0" r="2540" b="0"/>
+            <wp:docPr id="740551158" name="图片 1"/>
+            <wp:cNvGraphicFramePr>
+              <a:graphicFrameLocks xmlns:a="http://schemas.openxmlformats.org/drawingml/2006/main" noChangeAspect="1"/>
+            </wp:cNvGraphicFramePr>
+            <a:graphic xmlns:a="http://schemas.openxmlformats.org/drawingml/2006/main">
+              <a:graphicData uri="http://schemas.openxmlformats.org/drawingml/2006/picture">
+                <pic:pic xmlns:pic="http://schemas.openxmlformats.org/drawingml/2006/picture">
+                  <pic:nvPicPr>
+                    <pic:cNvPr id="740551158" name=""/>
+                    <pic:cNvPicPr/>
+                  </pic:nvPicPr>
+                  <pic:blipFill>
+                    <a:blip r:embed="rId5"/>
+                    <a:stretch>
+                      <a:fillRect/>
+                    </a:stretch>
+                  </pic:blipFill>
+                  <pic:spPr>
+                    <a:xfrm>
+                      <a:off x="0" y="0"/>
+                      <a:ext cx="5274310" cy="3507740"/>
+                    </a:xfrm>
+                    <a:prstGeom prst="rect">
+                      <a:avLst/>
+                    </a:prstGeom>
+                  </pic:spPr>
+                </pic:pic>
+              </a:graphicData>
+            </a:graphic>
+          </wp:inline>
+        </w:drawing>
+      </w:r>
+    </w:p>
+    <w:p>
+      <w:pPr>
+        <w:spacing w:line="276" w:lineRule="auto"/>
+        <w:rPr>
+          <w:rFonts w:ascii="宋体" w:eastAsia="宋体" w:hAnsi="宋体"/>
+        </w:rPr>
+      </w:pPr>
+      <w:r>
+        <w:rPr>
+          <w:rFonts w:ascii="宋体" w:eastAsia="宋体" w:hAnsi="宋体" w:hint="eastAsia"/>
+        </w:rPr>
+        <w:t>2、【新增单位】功能</w:t>
+      </w:r>
+    </w:p>
+    <w:p>
+      <w:pPr>
+        <w:spacing w:line="276" w:lineRule="auto"/>
+        <w:rPr>
+          <w:rFonts w:ascii="宋体" w:eastAsia="宋体" w:hAnsi="宋体"/>
+        </w:rPr>
+      </w:pPr>
+      <w:r>
+        <w:rPr>
+          <w:rFonts w:ascii="宋体" w:eastAsia="宋体" w:hAnsi="宋体" w:hint="eastAsia"/>
+        </w:rPr>
+        <w:t>作者管理列表增加【新增单位】按钮，</w:t>
+      </w:r>
+      <w:r>
+        <w:rPr>
+          <w:rFonts w:ascii="宋体" w:eastAsia="宋体" w:hAnsi="宋体" w:hint="eastAsia"/>
+        </w:rPr>
+        <w:t>点击显示【新增单位】弹窗，需要填写的信息如下：</w:t>
+      </w:r>
+    </w:p>
+    <w:p>
+      <w:pPr>
+        <w:spacing w:line="276" w:lineRule="auto"/>
+        <w:rPr>
+          <w:rFonts w:ascii="宋体" w:eastAsia="宋体" w:hAnsi="宋体"/>
+        </w:rPr>
+      </w:pPr>
+      <w:r>
+        <w:rPr>
+          <w:rFonts w:ascii="宋体" w:eastAsia="宋体" w:hAnsi="宋体" w:hint="eastAsia"/>
+        </w:rPr>
+        <w:t>单位名称：输入框，必填</w:t>
+      </w:r>
+    </w:p>
+    <w:p>
+      <w:pPr>
+        <w:spacing w:line="276" w:lineRule="auto"/>
+        <w:rPr>
+          <w:rFonts w:ascii="宋体" w:eastAsia="宋体" w:hAnsi="宋体"/>
+        </w:rPr>
+      </w:pPr>
+      <w:r>
+        <w:rPr>
+          <w:rFonts w:ascii="宋体" w:eastAsia="宋体" w:hAnsi="宋体" w:hint="eastAsia"/>
+        </w:rPr>
+        <w:t>省市区：三级联动选择框，数据从ERP取</w:t>
+      </w:r>
+      <w:r>
+        <w:rPr>
+          <w:rFonts w:ascii="宋体" w:eastAsia="宋体" w:hAnsi="宋体" w:hint="eastAsia"/>
+        </w:rPr>
+        <w:t>，必填</w:t>
+      </w:r>
+    </w:p>
+    <w:p>
+      <w:pPr>
+        <w:spacing w:line="276" w:lineRule="auto"/>
+        <w:rPr>
+          <w:rFonts w:ascii="宋体" w:eastAsia="宋体" w:hAnsi="宋体"/>
+        </w:rPr>
+      </w:pPr>
+      <w:r>
+        <w:rPr>
+          <w:rFonts w:ascii="宋体" w:eastAsia="宋体" w:hAnsi="宋体" w:hint="eastAsia"/>
+        </w:rPr>
+        <w:t>街道：选择框，数据从ERP取</w:t>
+      </w:r>
+      <w:r>
+        <w:rPr>
+          <w:rFonts w:ascii="宋体" w:eastAsia="宋体" w:hAnsi="宋体" w:hint="eastAsia"/>
+        </w:rPr>
+        <w:t>，必填</w:t>
+      </w:r>
+    </w:p>
+    <w:p>
+      <w:pPr>
+        <w:spacing w:line="276" w:lineRule="auto"/>
+        <w:rPr>
+          <w:rFonts w:ascii="宋体" w:eastAsia="宋体" w:hAnsi="宋体"/>
+        </w:rPr>
+      </w:pPr>
+      <w:r>
+        <w:rPr>
+          <w:rFonts w:ascii="宋体" w:eastAsia="宋体" w:hAnsi="宋体" w:hint="eastAsia"/>
+        </w:rPr>
+        <w:t>地址：输入框</w:t>
+      </w:r>
+      <w:r>
+        <w:rPr>
+          <w:rFonts w:ascii="宋体" w:eastAsia="宋体" w:hAnsi="宋体" w:hint="eastAsia"/>
+        </w:rPr>
+        <w:t>，</w:t>
+      </w:r>
+      <w:r>
+        <w:rPr>
+          <w:rFonts w:ascii="宋体" w:eastAsia="宋体" w:hAnsi="宋体" w:hint="eastAsia"/>
+        </w:rPr>
+        <w:t>非</w:t>
+      </w:r>
+      <w:r>
+        <w:rPr>
+          <w:rFonts w:ascii="宋体" w:eastAsia="宋体" w:hAnsi="宋体" w:hint="eastAsia"/>
+        </w:rPr>
+        <w:t>必填</w:t>
+      </w:r>
+    </w:p>
+    <w:p>
+      <w:pPr>
+        <w:spacing w:line="276" w:lineRule="auto"/>
+        <w:rPr>
+          <w:rFonts w:ascii="宋体" w:eastAsia="宋体" w:hAnsi="宋体"/>
+        </w:rPr>
+      </w:pPr>
+      <w:r>
+        <w:rPr>
+          <w:rFonts w:ascii="宋体" w:eastAsia="宋体" w:hAnsi="宋体" w:hint="eastAsia"/>
+        </w:rPr>
+        <w:t>单位类型：选择框，数据从ERP取</w:t>
+      </w:r>
+      <w:r>
+        <w:rPr>
+          <w:rFonts w:ascii="宋体" w:eastAsia="宋体" w:hAnsi="宋体" w:hint="eastAsia"/>
+        </w:rPr>
+        <w:t>，必填</w:t>
+      </w:r>
+    </w:p>
+    <w:p>
+      <w:pPr>
+        <w:spacing w:line="276" w:lineRule="auto"/>
+        <w:rPr>
+          <w:rFonts w:ascii="宋体" w:eastAsia="宋体" w:hAnsi="宋体"/>
+        </w:rPr>
+      </w:pPr>
+    </w:p>
+    <w:p>
+      <w:pPr>
+        <w:spacing w:line="276" w:lineRule="auto"/>
+        <w:rPr>
+          <w:rFonts w:ascii="宋体" w:eastAsia="宋体" w:hAnsi="宋体"/>
+        </w:rPr>
+      </w:pPr>
+      <w:r>
+        <w:rPr>
+          <w:rFonts w:ascii="宋体" w:eastAsia="宋体" w:hAnsi="宋体" w:hint="eastAsia"/>
+        </w:rPr>
+        <w:t>新增单位后，数据同步给ERP，同步给ERP的数据，单位状态默认已开通，类型为普通</w:t>
+      </w:r>
+    </w:p>
+    <w:p>
+      <w:pPr>
+        <w:spacing w:line="276" w:lineRule="auto"/>
+        <w:rPr>
+          <w:rFonts w:ascii="宋体" w:eastAsia="宋体" w:hAnsi="宋体"/>
+        </w:rPr>
+      </w:pPr>
+    </w:p>
+    <w:p>
+      <w:pPr>
+        <w:spacing w:line="276" w:lineRule="auto"/>
+        <w:rPr>
+          <w:rFonts w:ascii="宋体" w:eastAsia="宋体" w:hAnsi="宋体"/>
+        </w:rPr>
+      </w:pPr>
+      <w:r>
+        <w:rPr>
+          <w:rFonts w:ascii="宋体" w:eastAsia="宋体" w:hAnsi="宋体" w:hint="eastAsia"/>
+        </w:rPr>
+        <w:t>3、作者复审</w:t>
+      </w:r>
+    </w:p>
+    <w:p>
+      <w:pPr>
+        <w:spacing w:line="276" w:lineRule="auto"/>
+        <w:rPr>
+          <w:rFonts w:ascii="宋体" w:eastAsia="宋体" w:hAnsi="宋体"/>
+        </w:rPr>
+      </w:pPr>
+      <w:r>
+        <w:rPr>
+          <w:rFonts w:ascii="宋体" w:eastAsia="宋体" w:hAnsi="宋体" w:hint="eastAsia"/>
+        </w:rPr>
+        <w:t>作者复审通过后，将作者信息同步到ERP联系人主表中</w:t>
+      </w:r>
+    </w:p>
+    <w:p>
+      <w:pPr>
+        <w:spacing w:line="276" w:lineRule="auto"/>
+        <w:rPr>
+          <w:rFonts w:ascii="宋体" w:eastAsia="宋体" w:hAnsi="宋体"/>
+        </w:rPr>
+      </w:pPr>
+    </w:p>
+    <w:p>
+      <w:pPr>
+        <w:spacing w:line="276" w:lineRule="auto"/>
+        <w:rPr>
+          <w:rFonts w:ascii="宋体" w:eastAsia="宋体" w:hAnsi="宋体"/>
+        </w:rPr>
+      </w:pPr>
+      <w:r>
+        <w:rPr>
+          <w:rFonts w:ascii="宋体" w:eastAsia="宋体" w:hAnsi="宋体" w:hint="eastAsia"/>
+        </w:rPr>
+        <w:t>4、作者信息修改（</w:t>
+      </w:r>
+      <w:r>
+        <w:rPr>
+          <w:rFonts w:ascii="宋体" w:eastAsia="宋体" w:hAnsi="宋体" w:hint="eastAsia"/>
+        </w:rPr>
+        <w:t>有两个场景：a.调整，b.</w:t>
       </w:r>
       <w:proofErr w:type="gramStart"/>
       <w:r>
         <w:rPr>
           <w:rFonts w:ascii="宋体" w:eastAsia="宋体" w:hAnsi="宋体" w:hint="eastAsia"/>
         </w:rPr>
-        <w:t>主数据</w:t>
+        <w:t>财务返单</w:t>
       </w:r>
       <w:proofErr w:type="gramEnd"/>
       <w:r>
         <w:rPr>
           <w:rFonts w:ascii="宋体" w:eastAsia="宋体" w:hAnsi="宋体" w:hint="eastAsia"/>
         </w:rPr>
-        <w:t>增删（停用）改对从表（带客户经理）的数据影响，还有反过来的逻辑</w:t>
+        <w:t>→修改→初审</w:t>
+      </w:r>
+      <w:r>
+        <w:rPr>
+          <w:rFonts w:ascii="宋体" w:eastAsia="宋体" w:hAnsi="宋体" w:hint="eastAsia"/>
+        </w:rPr>
+        <w:t>）</w:t>
+      </w:r>
+    </w:p>
+    <w:p>
+      <w:pPr>
+        <w:spacing w:line="276" w:lineRule="auto"/>
+        <w:rPr>
+          <w:rFonts w:ascii="宋体" w:eastAsia="宋体" w:hAnsi="宋体" w:hint="eastAsia"/>
+        </w:rPr>
+      </w:pPr>
+      <w:r>
+        <w:rPr>
+          <w:rFonts w:ascii="宋体" w:eastAsia="宋体" w:hAnsi="宋体" w:hint="eastAsia"/>
+        </w:rPr>
+        <w:t>作者修改姓名、手机号、身份证号、所在单位、学科信息，将修改的信息同步到ERP</w:t>
       </w:r>
     </w:p>
     <w:sectPr>
